--- a/Knowledge/3-Work knowledge/1-Software Engineering/2-General Technologies/9-Databases/5-My Source/2-SQL/7-SQL Commands - Administrative Commands/12-SQL Schemas.docx
+++ b/Knowledge/3-Work knowledge/1-Software Engineering/2-General Technologies/9-Databases/5-My Source/2-SQL/7-SQL Commands - Administrative Commands/12-SQL Schemas.docx
@@ -174,7 +174,7 @@
         <w:rPr>
           <w:rFonts w:ascii="Roboto Mono" w:hAnsi="Roboto Mono"/>
         </w:rPr>
-        <w:pict w14:anchorId="60FB7DF2">
+        <w:pict w14:anchorId="364F6AF6">
           <v:rect id="_x0000_i1025" style="width:0;height:1.5pt" o:hralign="center" o:hrstd="t" o:hr="t" fillcolor="#a0a0a0" stroked="f"/>
         </w:pict>
       </w:r>
@@ -269,7 +269,7 @@
       <w:pPr>
         <w:numPr>
           <w:ilvl w:val="0"/>
-          <w:numId w:val="5"/>
+          <w:numId w:val="1"/>
         </w:numPr>
         <w:rPr>
           <w:rFonts w:ascii="Roboto Mono" w:hAnsi="Roboto Mono"/>
@@ -286,7 +286,7 @@
       <w:pPr>
         <w:numPr>
           <w:ilvl w:val="0"/>
-          <w:numId w:val="5"/>
+          <w:numId w:val="1"/>
         </w:numPr>
         <w:rPr>
           <w:rFonts w:ascii="Roboto Mono" w:hAnsi="Roboto Mono"/>
@@ -303,7 +303,7 @@
       <w:pPr>
         <w:numPr>
           <w:ilvl w:val="0"/>
-          <w:numId w:val="5"/>
+          <w:numId w:val="1"/>
         </w:numPr>
         <w:rPr>
           <w:rFonts w:ascii="Roboto Mono" w:hAnsi="Roboto Mono"/>
@@ -320,7 +320,7 @@
       <w:pPr>
         <w:numPr>
           <w:ilvl w:val="0"/>
-          <w:numId w:val="5"/>
+          <w:numId w:val="1"/>
         </w:numPr>
         <w:rPr>
           <w:rFonts w:ascii="Roboto Mono" w:hAnsi="Roboto Mono"/>
@@ -337,7 +337,7 @@
       <w:pPr>
         <w:numPr>
           <w:ilvl w:val="0"/>
-          <w:numId w:val="5"/>
+          <w:numId w:val="1"/>
         </w:numPr>
         <w:rPr>
           <w:rFonts w:ascii="Roboto Mono" w:hAnsi="Roboto Mono"/>
@@ -354,7 +354,7 @@
       <w:pPr>
         <w:numPr>
           <w:ilvl w:val="0"/>
-          <w:numId w:val="5"/>
+          <w:numId w:val="1"/>
         </w:numPr>
         <w:rPr>
           <w:rFonts w:ascii="Roboto Mono" w:hAnsi="Roboto Mono"/>
@@ -377,7 +377,7 @@
         <w:rPr>
           <w:rFonts w:ascii="Roboto Mono" w:hAnsi="Roboto Mono"/>
         </w:rPr>
-        <w:pict w14:anchorId="2B1B9837">
+        <w:pict w14:anchorId="1FC7425A">
           <v:rect id="_x0000_i1026" style="width:0;height:1.5pt" o:hralign="center" o:hrstd="t" o:hr="t" fillcolor="#a0a0a0" stroked="f"/>
         </w:pict>
       </w:r>
@@ -478,9 +478,8 @@
         <w:rPr>
           <w:noProof/>
         </w:rPr>
-        <w:lastRenderedPageBreak/>
         <w:drawing>
-          <wp:inline distT="0" distB="0" distL="0" distR="0" wp14:anchorId="4FCF213D" wp14:editId="72D0CB68">
+          <wp:inline distT="0" distB="0" distL="0" distR="0" wp14:anchorId="680AA7D8" wp14:editId="7BD5EE52">
             <wp:extent cx="5943600" cy="2528570"/>
             <wp:effectExtent l="0" t="0" r="0" b="5080"/>
             <wp:docPr id="390654904" name="Picture 1"/>
@@ -897,8 +896,7 @@
         <w:rPr>
           <w:rFonts w:ascii="Roboto Mono" w:hAnsi="Roboto Mono"/>
         </w:rPr>
-        <w:lastRenderedPageBreak/>
-        <w:pict w14:anchorId="5CAB2DA7">
+        <w:pict w14:anchorId="3A492826">
           <v:rect id="_x0000_i1027" style="width:0;height:1.5pt" o:hralign="center" o:hrstd="t" o:hr="t" fillcolor="#a0a0a0" stroked="f"/>
         </w:pict>
       </w:r>
@@ -1006,7 +1004,7 @@
           <w:noProof/>
         </w:rPr>
         <w:drawing>
-          <wp:inline distT="0" distB="0" distL="0" distR="0" wp14:anchorId="21749421" wp14:editId="03DEE28D">
+          <wp:inline distT="0" distB="0" distL="0" distR="0" wp14:anchorId="5924AC5C" wp14:editId="6EF526E7">
             <wp:extent cx="5943600" cy="600075"/>
             <wp:effectExtent l="0" t="0" r="0" b="9525"/>
             <wp:docPr id="1355324085" name="Picture 2"/>
@@ -1078,7 +1076,7 @@
         <w:rPr>
           <w:rFonts w:ascii="Roboto Mono" w:hAnsi="Roboto Mono"/>
         </w:rPr>
-        <w:pict w14:anchorId="2E0337EF">
+        <w:pict w14:anchorId="23960F26">
           <v:rect id="_x0000_i1028" style="width:0;height:1.5pt" o:hralign="center" o:hrstd="t" o:hr="t" fillcolor="#a0a0a0" stroked="f"/>
         </w:pict>
       </w:r>
@@ -1113,7 +1111,7 @@
           <w:noProof/>
         </w:rPr>
         <w:drawing>
-          <wp:inline distT="0" distB="0" distL="0" distR="0" wp14:anchorId="31C1AEA1" wp14:editId="65064E71">
+          <wp:inline distT="0" distB="0" distL="0" distR="0" wp14:anchorId="4DE251D2" wp14:editId="7E69C053">
             <wp:extent cx="5943600" cy="1079500"/>
             <wp:effectExtent l="0" t="0" r="0" b="6350"/>
             <wp:docPr id="103079434" name="Picture 3"/>
@@ -1224,7 +1222,7 @@
         <w:rPr>
           <w:rFonts w:ascii="Roboto Mono" w:hAnsi="Roboto Mono"/>
         </w:rPr>
-        <w:pict w14:anchorId="4C85A49D">
+        <w:pict w14:anchorId="4ECFFA5F">
           <v:rect id="_x0000_i1029" style="width:0;height:1.5pt" o:hralign="center" o:hrstd="t" o:hr="t" fillcolor="#a0a0a0" stroked="f"/>
         </w:pict>
       </w:r>
@@ -1259,7 +1257,7 @@
           <w:noProof/>
         </w:rPr>
         <w:drawing>
-          <wp:inline distT="0" distB="0" distL="0" distR="0" wp14:anchorId="5C4E9FA3" wp14:editId="7B52A3D0">
+          <wp:inline distT="0" distB="0" distL="0" distR="0" wp14:anchorId="3A042497" wp14:editId="4BFC992F">
             <wp:extent cx="5943600" cy="767715"/>
             <wp:effectExtent l="0" t="0" r="0" b="0"/>
             <wp:docPr id="1641251326" name="Picture 4"/>
@@ -1344,7 +1342,7 @@
         <w:rPr>
           <w:rFonts w:ascii="Roboto Mono" w:hAnsi="Roboto Mono"/>
         </w:rPr>
-        <w:pict w14:anchorId="3E08FE3E">
+        <w:pict w14:anchorId="1BC4F8FD">
           <v:rect id="_x0000_i1030" style="width:0;height:1.5pt" o:hralign="center" o:hrstd="t" o:hr="t" fillcolor="#a0a0a0" stroked="f"/>
         </w:pict>
       </w:r>
@@ -1357,7 +1355,6 @@
         <w:rPr>
           <w:rFonts w:ascii="Segoe UI Emoji" w:hAnsi="Segoe UI Emoji" w:cs="Segoe UI Emoji"/>
         </w:rPr>
-        <w:lastRenderedPageBreak/>
         <w:t>🔢</w:t>
       </w:r>
       <w:r>
@@ -1447,7 +1444,7 @@
           <w:noProof/>
         </w:rPr>
         <w:drawing>
-          <wp:inline distT="0" distB="0" distL="0" distR="0" wp14:anchorId="6908DCF1" wp14:editId="375AE803">
+          <wp:inline distT="0" distB="0" distL="0" distR="0" wp14:anchorId="348D823B" wp14:editId="33C9E953">
             <wp:extent cx="5943600" cy="2613025"/>
             <wp:effectExtent l="0" t="0" r="0" b="0"/>
             <wp:docPr id="2052007072" name="Picture 5"/>
@@ -1892,7 +1889,7 @@
         <w:rPr>
           <w:rFonts w:ascii="Roboto Mono" w:hAnsi="Roboto Mono"/>
         </w:rPr>
-        <w:pict w14:anchorId="7A0E56E1">
+        <w:pict w14:anchorId="6E90B9A7">
           <v:rect id="_x0000_i1031" style="width:0;height:1.5pt" o:hralign="center" o:hrstd="t" o:hr="t" fillcolor="#a0a0a0" stroked="f"/>
         </w:pict>
       </w:r>
@@ -1982,9 +1979,8 @@
         <w:rPr>
           <w:noProof/>
         </w:rPr>
-        <w:lastRenderedPageBreak/>
         <w:drawing>
-          <wp:inline distT="0" distB="0" distL="0" distR="0" wp14:anchorId="17650605" wp14:editId="7190B865">
+          <wp:inline distT="0" distB="0" distL="0" distR="0" wp14:anchorId="6408F176" wp14:editId="462433AD">
             <wp:extent cx="5943600" cy="1221105"/>
             <wp:effectExtent l="0" t="0" r="0" b="0"/>
             <wp:docPr id="1942245510" name="Picture 6"/>
@@ -2249,7 +2245,7 @@
         <w:rPr>
           <w:rFonts w:ascii="Roboto Mono" w:hAnsi="Roboto Mono"/>
         </w:rPr>
-        <w:pict w14:anchorId="1327E516">
+        <w:pict w14:anchorId="412F4144">
           <v:rect id="_x0000_i1032" style="width:0;height:1.5pt" o:hralign="center" o:hrstd="t" o:hr="t" fillcolor="#a0a0a0" stroked="f"/>
         </w:pict>
       </w:r>
@@ -2284,7 +2280,7 @@
           <w:noProof/>
         </w:rPr>
         <w:drawing>
-          <wp:inline distT="0" distB="0" distL="0" distR="0" wp14:anchorId="46E279A6" wp14:editId="096B35A2">
+          <wp:inline distT="0" distB="0" distL="0" distR="0" wp14:anchorId="75DF5EB1" wp14:editId="1540AD41">
             <wp:extent cx="5943600" cy="2189480"/>
             <wp:effectExtent l="0" t="0" r="0" b="1270"/>
             <wp:docPr id="2080131930" name="Picture 7"/>
@@ -2463,7 +2459,6 @@
         <w:rPr>
           <w:rFonts w:ascii="MS Gothic" w:eastAsia="MS Gothic" w:hAnsi="MS Gothic" w:cs="MS Gothic" w:hint="eastAsia"/>
         </w:rPr>
-        <w:lastRenderedPageBreak/>
         <w:t>├──</w:t>
       </w:r>
       <w:r>
@@ -2627,7 +2622,7 @@
         <w:rPr>
           <w:rFonts w:ascii="Roboto Mono" w:hAnsi="Roboto Mono"/>
         </w:rPr>
-        <w:pict w14:anchorId="7C8C2D78">
+        <w:pict w14:anchorId="4CE7A272">
           <v:rect id="_x0000_i1033" style="width:0;height:1.5pt" o:hralign="center" o:hrstd="t" o:hr="t" fillcolor="#a0a0a0" stroked="f"/>
         </w:pict>
       </w:r>
@@ -2718,7 +2713,7 @@
           <w:noProof/>
         </w:rPr>
         <w:drawing>
-          <wp:inline distT="0" distB="0" distL="0" distR="0" wp14:anchorId="37FE9F7A" wp14:editId="605B5051">
+          <wp:inline distT="0" distB="0" distL="0" distR="0" wp14:anchorId="6D436150" wp14:editId="4CF93DF0">
             <wp:extent cx="5943600" cy="1289050"/>
             <wp:effectExtent l="0" t="0" r="0" b="6350"/>
             <wp:docPr id="997483029" name="Picture 8"/>
@@ -2830,7 +2825,7 @@
         <w:rPr>
           <w:rFonts w:ascii="Roboto Mono" w:hAnsi="Roboto Mono"/>
         </w:rPr>
-        <w:pict w14:anchorId="28B94271">
+        <w:pict w14:anchorId="6D4FD9F6">
           <v:rect id="_x0000_i1034" style="width:0;height:1.5pt" o:hralign="center" o:hrstd="t" o:hr="t" fillcolor="#a0a0a0" stroked="f"/>
         </w:pict>
       </w:r>
@@ -2920,9 +2915,8 @@
         <w:rPr>
           <w:noProof/>
         </w:rPr>
-        <w:lastRenderedPageBreak/>
         <w:drawing>
-          <wp:inline distT="0" distB="0" distL="0" distR="0" wp14:anchorId="31E24271" wp14:editId="45725D61">
+          <wp:inline distT="0" distB="0" distL="0" distR="0" wp14:anchorId="10C9EE0B" wp14:editId="2DBDC4E9">
             <wp:extent cx="5943600" cy="1837690"/>
             <wp:effectExtent l="0" t="0" r="0" b="0"/>
             <wp:docPr id="1426181589" name="Picture 9"/>
@@ -3092,7 +3086,7 @@
         <w:rPr>
           <w:rFonts w:ascii="Roboto Mono" w:hAnsi="Roboto Mono"/>
         </w:rPr>
-        <w:pict w14:anchorId="6636A79D">
+        <w:pict w14:anchorId="2B699772">
           <v:rect id="_x0000_i1035" style="width:0;height:1.5pt" o:hralign="center" o:hrstd="t" o:hr="t" fillcolor="#a0a0a0" stroked="f"/>
         </w:pict>
       </w:r>
@@ -3183,7 +3177,7 @@
           <w:noProof/>
         </w:rPr>
         <w:drawing>
-          <wp:inline distT="0" distB="0" distL="0" distR="0" wp14:anchorId="4596FAA7" wp14:editId="322C79AC">
+          <wp:inline distT="0" distB="0" distL="0" distR="0" wp14:anchorId="6437D8DD" wp14:editId="4D87754B">
             <wp:extent cx="5943600" cy="742315"/>
             <wp:effectExtent l="0" t="0" r="0" b="635"/>
             <wp:docPr id="1839627759" name="Picture 10"/>
@@ -3268,7 +3262,7 @@
         <w:rPr>
           <w:rFonts w:ascii="Roboto Mono" w:hAnsi="Roboto Mono"/>
         </w:rPr>
-        <w:pict w14:anchorId="59C92593">
+        <w:pict w14:anchorId="0CE3CB9B">
           <v:rect id="_x0000_i1036" style="width:0;height:1.5pt" o:hralign="center" o:hrstd="t" o:hr="t" fillcolor="#a0a0a0" stroked="f"/>
         </w:pict>
       </w:r>
@@ -3283,9 +3277,8 @@
         <w:rPr>
           <w:noProof/>
         </w:rPr>
-        <w:lastRenderedPageBreak/>
         <w:drawing>
-          <wp:inline distT="0" distB="0" distL="0" distR="0" wp14:anchorId="4BF50459" wp14:editId="18B44282">
+          <wp:inline distT="0" distB="0" distL="0" distR="0" wp14:anchorId="60ABA45F" wp14:editId="33CDC075">
             <wp:extent cx="5943600" cy="788670"/>
             <wp:effectExtent l="0" t="0" r="0" b="0"/>
             <wp:docPr id="1441262933" name="Picture 11"/>
@@ -3370,7 +3363,7 @@
         <w:rPr>
           <w:rFonts w:ascii="Roboto Mono" w:hAnsi="Roboto Mono"/>
         </w:rPr>
-        <w:pict w14:anchorId="14B355B1">
+        <w:pict w14:anchorId="1A06AEF6">
           <v:rect id="_x0000_i1037" style="width:0;height:1.5pt" o:hralign="center" o:hrstd="t" o:hr="t" fillcolor="#a0a0a0" stroked="f"/>
         </w:pict>
       </w:r>
@@ -3486,7 +3479,7 @@
           <w:noProof/>
         </w:rPr>
         <w:drawing>
-          <wp:inline distT="0" distB="0" distL="0" distR="0" wp14:anchorId="37D4A5EF" wp14:editId="6E3FF9D2">
+          <wp:inline distT="0" distB="0" distL="0" distR="0" wp14:anchorId="775D0A37" wp14:editId="475DC549">
             <wp:extent cx="5943600" cy="969645"/>
             <wp:effectExtent l="0" t="0" r="0" b="1905"/>
             <wp:docPr id="426517936" name="Picture 12"/>
@@ -3611,7 +3604,7 @@
         <w:rPr>
           <w:rFonts w:ascii="Roboto Mono" w:hAnsi="Roboto Mono"/>
         </w:rPr>
-        <w:pict w14:anchorId="3EEB203F">
+        <w:pict w14:anchorId="0D72C8F2">
           <v:rect id="_x0000_i1038" style="width:0;height:1.5pt" o:hralign="center" o:hrstd="t" o:hr="t" fillcolor="#a0a0a0" stroked="f"/>
         </w:pict>
       </w:r>
@@ -3718,9 +3711,8 @@
         <w:rPr>
           <w:noProof/>
         </w:rPr>
-        <w:lastRenderedPageBreak/>
         <w:drawing>
-          <wp:inline distT="0" distB="0" distL="0" distR="0" wp14:anchorId="4B5D5F71" wp14:editId="4DB5725B">
+          <wp:inline distT="0" distB="0" distL="0" distR="0" wp14:anchorId="73664B2C" wp14:editId="365EC607">
             <wp:extent cx="5943600" cy="970915"/>
             <wp:effectExtent l="0" t="0" r="0" b="635"/>
             <wp:docPr id="1470795099" name="Picture 13"/>
@@ -3812,7 +3804,7 @@
         <w:rPr>
           <w:rFonts w:ascii="Roboto Mono" w:hAnsi="Roboto Mono"/>
         </w:rPr>
-        <w:pict w14:anchorId="5D40EC86">
+        <w:pict w14:anchorId="07939A86">
           <v:rect id="_x0000_i1039" style="width:0;height:1.5pt" o:hralign="center" o:hrstd="t" o:hr="t" fillcolor="#a0a0a0" stroked="f"/>
         </w:pict>
       </w:r>
@@ -3906,7 +3898,7 @@
           <w:noProof/>
         </w:rPr>
         <w:drawing>
-          <wp:inline distT="0" distB="0" distL="0" distR="0" wp14:anchorId="5B01D10D" wp14:editId="0EA56C98">
+          <wp:inline distT="0" distB="0" distL="0" distR="0" wp14:anchorId="6CDFDBDF" wp14:editId="6302F857">
             <wp:extent cx="5943600" cy="1859915"/>
             <wp:effectExtent l="0" t="0" r="0" b="6985"/>
             <wp:docPr id="1535920579" name="Picture 14"/>
@@ -4076,8 +4068,7 @@
         <w:rPr>
           <w:rFonts w:ascii="Roboto Mono" w:hAnsi="Roboto Mono"/>
         </w:rPr>
-        <w:lastRenderedPageBreak/>
-        <w:pict w14:anchorId="1EBEB024">
+        <w:pict w14:anchorId="449BB968">
           <v:rect id="_x0000_i1040" style="width:0;height:1.5pt" o:hralign="center" o:hrstd="t" o:hr="t" fillcolor="#a0a0a0" stroked="f"/>
         </w:pict>
       </w:r>
@@ -4171,7 +4162,7 @@
           <w:noProof/>
         </w:rPr>
         <w:drawing>
-          <wp:inline distT="0" distB="0" distL="0" distR="0" wp14:anchorId="75404A28" wp14:editId="4594E78E">
+          <wp:inline distT="0" distB="0" distL="0" distR="0" wp14:anchorId="03FE050A" wp14:editId="43140588">
             <wp:extent cx="5943600" cy="1863725"/>
             <wp:effectExtent l="0" t="0" r="0" b="3175"/>
             <wp:docPr id="1362621946" name="Picture 15"/>
@@ -4341,7 +4332,7 @@
         <w:rPr>
           <w:rFonts w:ascii="Roboto Mono" w:hAnsi="Roboto Mono"/>
         </w:rPr>
-        <w:pict w14:anchorId="1478184B">
+        <w:pict w14:anchorId="2524A380">
           <v:rect id="_x0000_i1041" style="width:0;height:1.5pt" o:hralign="center" o:hrstd="t" o:hr="t" fillcolor="#a0a0a0" stroked="f"/>
         </w:pict>
       </w:r>
@@ -4435,7 +4426,7 @@
           <w:noProof/>
         </w:rPr>
         <w:drawing>
-          <wp:inline distT="0" distB="0" distL="0" distR="0" wp14:anchorId="0655BD48" wp14:editId="24027853">
+          <wp:inline distT="0" distB="0" distL="0" distR="0" wp14:anchorId="72251562" wp14:editId="13B24EC9">
             <wp:extent cx="5943600" cy="738505"/>
             <wp:effectExtent l="0" t="0" r="0" b="4445"/>
             <wp:docPr id="1300894233" name="Picture 16"/>
@@ -4507,7 +4498,6 @@
         <w:rPr>
           <w:rFonts w:ascii="Roboto Mono" w:hAnsi="Roboto Mono"/>
         </w:rPr>
-        <w:lastRenderedPageBreak/>
         <w:t>FROM HR.Employees;</w:t>
       </w:r>
     </w:p>
@@ -4521,7 +4511,7 @@
         <w:rPr>
           <w:rFonts w:ascii="Roboto Mono" w:hAnsi="Roboto Mono"/>
         </w:rPr>
-        <w:pict w14:anchorId="5E48A619">
+        <w:pict w14:anchorId="09A11B61">
           <v:rect id="_x0000_i1042" style="width:0;height:1.5pt" o:hralign="center" o:hrstd="t" o:hr="t" fillcolor="#a0a0a0" stroked="f"/>
         </w:pict>
       </w:r>
@@ -4539,7 +4529,7 @@
           <w:noProof/>
         </w:rPr>
         <w:drawing>
-          <wp:inline distT="0" distB="0" distL="0" distR="0" wp14:anchorId="244B7B8A" wp14:editId="2537A3E7">
+          <wp:inline distT="0" distB="0" distL="0" distR="0" wp14:anchorId="3A852400" wp14:editId="20C2E992">
             <wp:extent cx="5943600" cy="814070"/>
             <wp:effectExtent l="0" t="0" r="0" b="5080"/>
             <wp:docPr id="1887181602" name="Picture 17"/>
@@ -4794,7 +4784,7 @@
           <w:noProof/>
         </w:rPr>
         <w:drawing>
-          <wp:inline distT="0" distB="0" distL="0" distR="0" wp14:anchorId="0C3431F4" wp14:editId="0B6AC5BA">
+          <wp:inline distT="0" distB="0" distL="0" distR="0" wp14:anchorId="70874A25" wp14:editId="113471EB">
             <wp:extent cx="5943600" cy="2023745"/>
             <wp:effectExtent l="0" t="0" r="0" b="0"/>
             <wp:docPr id="432805201" name="Picture 1"/>
@@ -4888,9 +4878,8 @@
         <w:rPr>
           <w:noProof/>
         </w:rPr>
-        <w:lastRenderedPageBreak/>
         <w:drawing>
-          <wp:inline distT="0" distB="0" distL="0" distR="0" wp14:anchorId="10B30FCB" wp14:editId="58E42B72">
+          <wp:inline distT="0" distB="0" distL="0" distR="0" wp14:anchorId="2402FD3E" wp14:editId="21BA0832">
             <wp:extent cx="5943600" cy="1538605"/>
             <wp:effectExtent l="0" t="0" r="0" b="4445"/>
             <wp:docPr id="1898429730" name="Picture 2"/>
@@ -5101,7 +5090,7 @@
           <w:noProof/>
         </w:rPr>
         <w:drawing>
-          <wp:inline distT="0" distB="0" distL="0" distR="0" wp14:anchorId="3326640A" wp14:editId="56B7D3CB">
+          <wp:inline distT="0" distB="0" distL="0" distR="0" wp14:anchorId="78D92361" wp14:editId="3D2F2970">
             <wp:extent cx="5943600" cy="2378075"/>
             <wp:effectExtent l="0" t="0" r="0" b="3175"/>
             <wp:docPr id="666167271" name="Picture 3"/>
@@ -5271,9 +5260,8 @@
         <w:rPr>
           <w:noProof/>
         </w:rPr>
-        <w:lastRenderedPageBreak/>
         <w:drawing>
-          <wp:inline distT="0" distB="0" distL="0" distR="0" wp14:anchorId="670A347C" wp14:editId="22FD826B">
+          <wp:inline distT="0" distB="0" distL="0" distR="0" wp14:anchorId="5555886D" wp14:editId="4D5F962A">
             <wp:extent cx="5943600" cy="1553845"/>
             <wp:effectExtent l="0" t="0" r="0" b="8255"/>
             <wp:docPr id="1258284005" name="Picture 4"/>
@@ -5483,7 +5471,7 @@
           <w:noProof/>
         </w:rPr>
         <w:drawing>
-          <wp:inline distT="0" distB="0" distL="0" distR="0" wp14:anchorId="5CCD8E5C" wp14:editId="3FD8E623">
+          <wp:inline distT="0" distB="0" distL="0" distR="0" wp14:anchorId="6710978E" wp14:editId="02931BAD">
             <wp:extent cx="5943600" cy="2378075"/>
             <wp:effectExtent l="0" t="0" r="0" b="3175"/>
             <wp:docPr id="1040868011" name="Picture 5"/>
@@ -5653,9 +5641,8 @@
         <w:rPr>
           <w:noProof/>
         </w:rPr>
-        <w:lastRenderedPageBreak/>
         <w:drawing>
-          <wp:inline distT="0" distB="0" distL="0" distR="0" wp14:anchorId="3BF94806" wp14:editId="6DD98BDD">
+          <wp:inline distT="0" distB="0" distL="0" distR="0" wp14:anchorId="60995D57" wp14:editId="769EB3DD">
             <wp:extent cx="5943600" cy="2820670"/>
             <wp:effectExtent l="0" t="0" r="0" b="0"/>
             <wp:docPr id="911270704" name="Picture 6"/>
@@ -5865,7 +5852,7 @@
           <w:noProof/>
         </w:rPr>
         <w:drawing>
-          <wp:inline distT="0" distB="0" distL="0" distR="0" wp14:anchorId="628E51F9" wp14:editId="5CDA40C5">
+          <wp:inline distT="0" distB="0" distL="0" distR="0" wp14:anchorId="41670D49" wp14:editId="297587DB">
             <wp:extent cx="5943600" cy="2395220"/>
             <wp:effectExtent l="0" t="0" r="0" b="5080"/>
             <wp:docPr id="1470330702" name="Picture 7"/>
@@ -5950,9 +5937,8 @@
         <w:rPr>
           <w:noProof/>
         </w:rPr>
-        <w:lastRenderedPageBreak/>
         <w:drawing>
-          <wp:inline distT="0" distB="0" distL="0" distR="0" wp14:anchorId="4BFDA85E" wp14:editId="7EBA2680">
+          <wp:inline distT="0" distB="0" distL="0" distR="0" wp14:anchorId="1CE9AA56" wp14:editId="4B386D8C">
             <wp:extent cx="5943600" cy="2794000"/>
             <wp:effectExtent l="0" t="0" r="0" b="6350"/>
             <wp:docPr id="1075859268" name="Picture 8"/>
@@ -6011,7 +5997,7 @@
         <w:rPr>
           <w:rFonts w:ascii="Roboto Mono" w:hAnsi="Roboto Mono"/>
         </w:rPr>
-        <w:pict w14:anchorId="2418F768">
+        <w:pict w14:anchorId="04A3FC5C">
           <v:rect id="_x0000_i1043" style="width:0;height:1.5pt" o:hralign="center" o:hrstd="t" o:hr="t" fillcolor="#a0a0a0" stroked="f"/>
         </w:pict>
       </w:r>
@@ -6103,7 +6089,7 @@
           <w:noProof/>
         </w:rPr>
         <w:drawing>
-          <wp:inline distT="0" distB="0" distL="0" distR="0" wp14:anchorId="2B90AE3C" wp14:editId="4CBED537">
+          <wp:inline distT="0" distB="0" distL="0" distR="0" wp14:anchorId="4ECF7890" wp14:editId="08510AF3">
             <wp:extent cx="5943600" cy="1590040"/>
             <wp:effectExtent l="0" t="0" r="0" b="0"/>
             <wp:docPr id="1056252906" name="Picture 18"/>
@@ -6421,7 +6407,7 @@
         <w:rPr>
           <w:rFonts w:ascii="Roboto Mono" w:hAnsi="Roboto Mono"/>
         </w:rPr>
-        <w:pict w14:anchorId="6CD820F4">
+        <w:pict w14:anchorId="2214F7AB">
           <v:rect id="_x0000_i1044" style="width:0;height:1.5pt" o:hralign="center" o:hrstd="t" o:hr="t" fillcolor="#a0a0a0" stroked="f"/>
         </w:pict>
       </w:r>
@@ -6434,7 +6420,6 @@
         <w:rPr>
           <w:rFonts w:ascii="Segoe UI Emoji" w:hAnsi="Segoe UI Emoji" w:cs="Segoe UI Emoji"/>
         </w:rPr>
-        <w:lastRenderedPageBreak/>
         <w:t>⚠️</w:t>
       </w:r>
       <w:r>
@@ -6504,7 +6489,7 @@
       <w:pPr>
         <w:numPr>
           <w:ilvl w:val="0"/>
-          <w:numId w:val="6"/>
+          <w:numId w:val="2"/>
         </w:numPr>
         <w:rPr>
           <w:rFonts w:ascii="Roboto Mono" w:hAnsi="Roboto Mono"/>
@@ -6535,7 +6520,7 @@
       <w:pPr>
         <w:numPr>
           <w:ilvl w:val="0"/>
-          <w:numId w:val="6"/>
+          <w:numId w:val="2"/>
         </w:numPr>
         <w:rPr>
           <w:rFonts w:ascii="Roboto Mono" w:hAnsi="Roboto Mono"/>
@@ -6566,7 +6551,7 @@
       <w:pPr>
         <w:numPr>
           <w:ilvl w:val="0"/>
-          <w:numId w:val="6"/>
+          <w:numId w:val="2"/>
         </w:numPr>
         <w:rPr>
           <w:rFonts w:ascii="Roboto Mono" w:hAnsi="Roboto Mono"/>
@@ -6590,7 +6575,7 @@
           <w:noProof/>
         </w:rPr>
         <w:drawing>
-          <wp:inline distT="0" distB="0" distL="0" distR="0" wp14:anchorId="60D6497E" wp14:editId="6099AF6F">
+          <wp:inline distT="0" distB="0" distL="0" distR="0" wp14:anchorId="281DCF91" wp14:editId="1AB0A580">
             <wp:extent cx="5943600" cy="342265"/>
             <wp:effectExtent l="0" t="0" r="0" b="635"/>
             <wp:docPr id="730737264" name="Picture 19"/>
@@ -6677,7 +6662,7 @@
           <w:noProof/>
         </w:rPr>
         <w:drawing>
-          <wp:inline distT="0" distB="0" distL="0" distR="0" wp14:anchorId="57F99EFB" wp14:editId="06E466C7">
+          <wp:inline distT="0" distB="0" distL="0" distR="0" wp14:anchorId="05C9DF58" wp14:editId="2C89DD28">
             <wp:extent cx="5943600" cy="353695"/>
             <wp:effectExtent l="0" t="0" r="0" b="8255"/>
             <wp:docPr id="212585055" name="Picture 21"/>
@@ -6743,7 +6728,7 @@
       <w:pPr>
         <w:numPr>
           <w:ilvl w:val="0"/>
-          <w:numId w:val="7"/>
+          <w:numId w:val="3"/>
         </w:numPr>
         <w:rPr>
           <w:rFonts w:ascii="Roboto Mono" w:hAnsi="Roboto Mono"/>
@@ -6760,7 +6745,7 @@
       <w:pPr>
         <w:numPr>
           <w:ilvl w:val="0"/>
-          <w:numId w:val="7"/>
+          <w:numId w:val="3"/>
         </w:numPr>
         <w:rPr>
           <w:rFonts w:ascii="Roboto Mono" w:hAnsi="Roboto Mono"/>
@@ -6783,7 +6768,7 @@
         <w:rPr>
           <w:rFonts w:ascii="Roboto Mono" w:hAnsi="Roboto Mono"/>
         </w:rPr>
-        <w:pict w14:anchorId="3A75181E">
+        <w:pict w14:anchorId="196E0EF9">
           <v:rect id="_x0000_i1045" style="width:0;height:1.5pt" o:hralign="center" o:hrstd="t" o:hr="t" fillcolor="#a0a0a0" stroked="f"/>
         </w:pict>
       </w:r>
@@ -6875,7 +6860,7 @@
           <w:noProof/>
         </w:rPr>
         <w:drawing>
-          <wp:inline distT="0" distB="0" distL="0" distR="0" wp14:anchorId="23341E69" wp14:editId="7A0A9FE0">
+          <wp:inline distT="0" distB="0" distL="0" distR="0" wp14:anchorId="3FF6051F" wp14:editId="5C2F5BF0">
             <wp:extent cx="5943600" cy="1558290"/>
             <wp:effectExtent l="0" t="0" r="0" b="3810"/>
             <wp:docPr id="1685419180" name="Picture 22"/>
@@ -6965,7 +6950,6 @@
                 <w:b/>
                 <w:bCs/>
               </w:rPr>
-              <w:lastRenderedPageBreak/>
               <w:t>Database</w:t>
             </w:r>
           </w:p>
@@ -7301,7 +7285,7 @@
         <w:rPr>
           <w:rFonts w:ascii="Roboto Mono" w:hAnsi="Roboto Mono"/>
         </w:rPr>
-        <w:pict w14:anchorId="392B0AE5">
+        <w:pict w14:anchorId="2E41349C">
           <v:rect id="_x0000_i1046" style="width:0;height:1.5pt" o:hralign="center" o:hrstd="t" o:hr="t" fillcolor="#a0a0a0" stroked="f"/>
         </w:pict>
       </w:r>
@@ -7393,7 +7377,7 @@
           <w:noProof/>
         </w:rPr>
         <w:drawing>
-          <wp:inline distT="0" distB="0" distL="0" distR="0" wp14:anchorId="703D61E9" wp14:editId="40ECF068">
+          <wp:inline distT="0" distB="0" distL="0" distR="0" wp14:anchorId="1FE6F2B0" wp14:editId="79F8FE02">
             <wp:extent cx="5943600" cy="2691765"/>
             <wp:effectExtent l="0" t="0" r="0" b="0"/>
             <wp:docPr id="55643944" name="Picture 23"/>
@@ -7535,7 +7519,6 @@
         <w:rPr>
           <w:rFonts w:ascii="Roboto Mono" w:hAnsi="Roboto Mono"/>
         </w:rPr>
-        <w:lastRenderedPageBreak/>
         <w:t xml:space="preserve"> </w:t>
       </w:r>
       <w:r>
@@ -7877,7 +7860,7 @@
         <w:rPr>
           <w:rFonts w:ascii="Roboto Mono" w:hAnsi="Roboto Mono"/>
         </w:rPr>
-        <w:pict w14:anchorId="434DBE6B">
+        <w:pict w14:anchorId="168C0975">
           <v:rect id="_x0000_i1047" style="width:0;height:1.5pt" o:hralign="center" o:hrstd="t" o:hr="t" fillcolor="#a0a0a0" stroked="f"/>
         </w:pict>
       </w:r>
@@ -7994,7 +7977,7 @@
           <w:noProof/>
         </w:rPr>
         <w:drawing>
-          <wp:inline distT="0" distB="0" distL="0" distR="0" wp14:anchorId="0D904A79" wp14:editId="6D214B8C">
+          <wp:inline distT="0" distB="0" distL="0" distR="0" wp14:anchorId="60359C25" wp14:editId="03B41661">
             <wp:extent cx="5943600" cy="2200910"/>
             <wp:effectExtent l="0" t="0" r="0" b="8890"/>
             <wp:docPr id="1068137077" name="Picture 24"/>
@@ -8079,7 +8062,6 @@
         <w:rPr>
           <w:rFonts w:ascii="MS Gothic" w:eastAsia="MS Gothic" w:hAnsi="MS Gothic" w:cs="MS Gothic" w:hint="eastAsia"/>
         </w:rPr>
-        <w:lastRenderedPageBreak/>
         <w:t>├──</w:t>
       </w:r>
       <w:r>
@@ -8331,7 +8313,7 @@
       <w:pPr>
         <w:numPr>
           <w:ilvl w:val="0"/>
-          <w:numId w:val="8"/>
+          <w:numId w:val="4"/>
         </w:numPr>
         <w:rPr>
           <w:rFonts w:ascii="Roboto Mono" w:hAnsi="Roboto Mono"/>
@@ -8362,7 +8344,7 @@
       <w:pPr>
         <w:numPr>
           <w:ilvl w:val="0"/>
-          <w:numId w:val="8"/>
+          <w:numId w:val="4"/>
         </w:numPr>
         <w:rPr>
           <w:rFonts w:ascii="Roboto Mono" w:hAnsi="Roboto Mono"/>
@@ -8393,7 +8375,7 @@
       <w:pPr>
         <w:numPr>
           <w:ilvl w:val="0"/>
-          <w:numId w:val="8"/>
+          <w:numId w:val="4"/>
         </w:numPr>
         <w:rPr>
           <w:rFonts w:ascii="Roboto Mono" w:hAnsi="Roboto Mono"/>
@@ -8443,7 +8425,7 @@
         <w:rPr>
           <w:rFonts w:ascii="Roboto Mono" w:hAnsi="Roboto Mono"/>
         </w:rPr>
-        <w:pict w14:anchorId="3F9EC77A">
+        <w:pict w14:anchorId="15539D9B">
           <v:rect id="_x0000_i1048" style="width:0;height:1.5pt" o:hralign="center" o:hrstd="t" o:hr="t" fillcolor="#a0a0a0" stroked="f"/>
         </w:pict>
       </w:r>
@@ -8569,6 +8551,7 @@
         </w:rPr>
       </w:pPr>
     </w:p>
+    <w:p/>
     <w:sectPr>
       <w:pgSz w:w="12240" w:h="15840"/>
       <w:pgMar w:top="1440" w:right="1440" w:bottom="1440" w:left="1440" w:header="720" w:footer="720" w:gutter="0"/>
@@ -8880,9 +8863,9 @@
     </w:lvl>
   </w:abstractNum>
   <w:abstractNum w:abstractNumId="2" w15:restartNumberingAfterBreak="0">
-    <w:nsid w:val="278C5D91"/>
+    <w:nsid w:val="34350FB9"/>
     <w:multiLevelType w:val="multilevel"/>
-    <w:tmpl w:val="92C61F30"/>
+    <w:tmpl w:val="BD54E906"/>
     <w:lvl w:ilvl="0">
       <w:start w:val="1"/>
       <w:numFmt w:val="bullet"/>
@@ -9029,9 +9012,9 @@
     </w:lvl>
   </w:abstractNum>
   <w:abstractNum w:abstractNumId="3" w15:restartNumberingAfterBreak="0">
-    <w:nsid w:val="34350FB9"/>
+    <w:nsid w:val="61BB091C"/>
     <w:multiLevelType w:val="multilevel"/>
-    <w:tmpl w:val="BD54E906"/>
+    <w:tmpl w:val="6648360A"/>
     <w:lvl w:ilvl="0">
       <w:start w:val="1"/>
       <w:numFmt w:val="bullet"/>
@@ -9177,624 +9160,16 @@
       </w:rPr>
     </w:lvl>
   </w:abstractNum>
-  <w:abstractNum w:abstractNumId="4" w15:restartNumberingAfterBreak="0">
-    <w:nsid w:val="59C11B3F"/>
-    <w:multiLevelType w:val="multilevel"/>
-    <w:tmpl w:val="0CE88116"/>
-    <w:lvl w:ilvl="0">
-      <w:start w:val="1"/>
-      <w:numFmt w:val="bullet"/>
-      <w:lvlText w:val=""/>
-      <w:lvlJc w:val="left"/>
-      <w:pPr>
-        <w:tabs>
-          <w:tab w:val="num" w:pos="720"/>
-        </w:tabs>
-        <w:ind w:left="720" w:hanging="360"/>
-      </w:pPr>
-      <w:rPr>
-        <w:rFonts w:ascii="Symbol" w:hAnsi="Symbol" w:hint="default"/>
-        <w:sz w:val="20"/>
-      </w:rPr>
-    </w:lvl>
-    <w:lvl w:ilvl="1" w:tentative="1">
-      <w:start w:val="1"/>
-      <w:numFmt w:val="bullet"/>
-      <w:lvlText w:val="o"/>
-      <w:lvlJc w:val="left"/>
-      <w:pPr>
-        <w:tabs>
-          <w:tab w:val="num" w:pos="1440"/>
-        </w:tabs>
-        <w:ind w:left="1440" w:hanging="360"/>
-      </w:pPr>
-      <w:rPr>
-        <w:rFonts w:ascii="Courier New" w:hAnsi="Courier New" w:hint="default"/>
-        <w:sz w:val="20"/>
-      </w:rPr>
-    </w:lvl>
-    <w:lvl w:ilvl="2" w:tentative="1">
-      <w:start w:val="1"/>
-      <w:numFmt w:val="bullet"/>
-      <w:lvlText w:val=""/>
-      <w:lvlJc w:val="left"/>
-      <w:pPr>
-        <w:tabs>
-          <w:tab w:val="num" w:pos="2160"/>
-        </w:tabs>
-        <w:ind w:left="2160" w:hanging="360"/>
-      </w:pPr>
-      <w:rPr>
-        <w:rFonts w:ascii="Wingdings" w:hAnsi="Wingdings" w:hint="default"/>
-        <w:sz w:val="20"/>
-      </w:rPr>
-    </w:lvl>
-    <w:lvl w:ilvl="3" w:tentative="1">
-      <w:start w:val="1"/>
-      <w:numFmt w:val="bullet"/>
-      <w:lvlText w:val=""/>
-      <w:lvlJc w:val="left"/>
-      <w:pPr>
-        <w:tabs>
-          <w:tab w:val="num" w:pos="2880"/>
-        </w:tabs>
-        <w:ind w:left="2880" w:hanging="360"/>
-      </w:pPr>
-      <w:rPr>
-        <w:rFonts w:ascii="Wingdings" w:hAnsi="Wingdings" w:hint="default"/>
-        <w:sz w:val="20"/>
-      </w:rPr>
-    </w:lvl>
-    <w:lvl w:ilvl="4" w:tentative="1">
-      <w:start w:val="1"/>
-      <w:numFmt w:val="bullet"/>
-      <w:lvlText w:val=""/>
-      <w:lvlJc w:val="left"/>
-      <w:pPr>
-        <w:tabs>
-          <w:tab w:val="num" w:pos="3600"/>
-        </w:tabs>
-        <w:ind w:left="3600" w:hanging="360"/>
-      </w:pPr>
-      <w:rPr>
-        <w:rFonts w:ascii="Wingdings" w:hAnsi="Wingdings" w:hint="default"/>
-        <w:sz w:val="20"/>
-      </w:rPr>
-    </w:lvl>
-    <w:lvl w:ilvl="5" w:tentative="1">
-      <w:start w:val="1"/>
-      <w:numFmt w:val="bullet"/>
-      <w:lvlText w:val=""/>
-      <w:lvlJc w:val="left"/>
-      <w:pPr>
-        <w:tabs>
-          <w:tab w:val="num" w:pos="4320"/>
-        </w:tabs>
-        <w:ind w:left="4320" w:hanging="360"/>
-      </w:pPr>
-      <w:rPr>
-        <w:rFonts w:ascii="Wingdings" w:hAnsi="Wingdings" w:hint="default"/>
-        <w:sz w:val="20"/>
-      </w:rPr>
-    </w:lvl>
-    <w:lvl w:ilvl="6" w:tentative="1">
-      <w:start w:val="1"/>
-      <w:numFmt w:val="bullet"/>
-      <w:lvlText w:val=""/>
-      <w:lvlJc w:val="left"/>
-      <w:pPr>
-        <w:tabs>
-          <w:tab w:val="num" w:pos="5040"/>
-        </w:tabs>
-        <w:ind w:left="5040" w:hanging="360"/>
-      </w:pPr>
-      <w:rPr>
-        <w:rFonts w:ascii="Wingdings" w:hAnsi="Wingdings" w:hint="default"/>
-        <w:sz w:val="20"/>
-      </w:rPr>
-    </w:lvl>
-    <w:lvl w:ilvl="7" w:tentative="1">
-      <w:start w:val="1"/>
-      <w:numFmt w:val="bullet"/>
-      <w:lvlText w:val=""/>
-      <w:lvlJc w:val="left"/>
-      <w:pPr>
-        <w:tabs>
-          <w:tab w:val="num" w:pos="5760"/>
-        </w:tabs>
-        <w:ind w:left="5760" w:hanging="360"/>
-      </w:pPr>
-      <w:rPr>
-        <w:rFonts w:ascii="Wingdings" w:hAnsi="Wingdings" w:hint="default"/>
-        <w:sz w:val="20"/>
-      </w:rPr>
-    </w:lvl>
-    <w:lvl w:ilvl="8" w:tentative="1">
-      <w:start w:val="1"/>
-      <w:numFmt w:val="bullet"/>
-      <w:lvlText w:val=""/>
-      <w:lvlJc w:val="left"/>
-      <w:pPr>
-        <w:tabs>
-          <w:tab w:val="num" w:pos="6480"/>
-        </w:tabs>
-        <w:ind w:left="6480" w:hanging="360"/>
-      </w:pPr>
-      <w:rPr>
-        <w:rFonts w:ascii="Wingdings" w:hAnsi="Wingdings" w:hint="default"/>
-        <w:sz w:val="20"/>
-      </w:rPr>
-    </w:lvl>
-  </w:abstractNum>
-  <w:abstractNum w:abstractNumId="5" w15:restartNumberingAfterBreak="0">
-    <w:nsid w:val="61BB091C"/>
-    <w:multiLevelType w:val="multilevel"/>
-    <w:tmpl w:val="6648360A"/>
-    <w:lvl w:ilvl="0">
-      <w:start w:val="1"/>
-      <w:numFmt w:val="bullet"/>
-      <w:lvlText w:val=""/>
-      <w:lvlJc w:val="left"/>
-      <w:pPr>
-        <w:tabs>
-          <w:tab w:val="num" w:pos="720"/>
-        </w:tabs>
-        <w:ind w:left="720" w:hanging="360"/>
-      </w:pPr>
-      <w:rPr>
-        <w:rFonts w:ascii="Symbol" w:hAnsi="Symbol" w:hint="default"/>
-        <w:sz w:val="20"/>
-      </w:rPr>
-    </w:lvl>
-    <w:lvl w:ilvl="1" w:tentative="1">
-      <w:start w:val="1"/>
-      <w:numFmt w:val="bullet"/>
-      <w:lvlText w:val="o"/>
-      <w:lvlJc w:val="left"/>
-      <w:pPr>
-        <w:tabs>
-          <w:tab w:val="num" w:pos="1440"/>
-        </w:tabs>
-        <w:ind w:left="1440" w:hanging="360"/>
-      </w:pPr>
-      <w:rPr>
-        <w:rFonts w:ascii="Courier New" w:hAnsi="Courier New" w:hint="default"/>
-        <w:sz w:val="20"/>
-      </w:rPr>
-    </w:lvl>
-    <w:lvl w:ilvl="2" w:tentative="1">
-      <w:start w:val="1"/>
-      <w:numFmt w:val="bullet"/>
-      <w:lvlText w:val=""/>
-      <w:lvlJc w:val="left"/>
-      <w:pPr>
-        <w:tabs>
-          <w:tab w:val="num" w:pos="2160"/>
-        </w:tabs>
-        <w:ind w:left="2160" w:hanging="360"/>
-      </w:pPr>
-      <w:rPr>
-        <w:rFonts w:ascii="Wingdings" w:hAnsi="Wingdings" w:hint="default"/>
-        <w:sz w:val="20"/>
-      </w:rPr>
-    </w:lvl>
-    <w:lvl w:ilvl="3" w:tentative="1">
-      <w:start w:val="1"/>
-      <w:numFmt w:val="bullet"/>
-      <w:lvlText w:val=""/>
-      <w:lvlJc w:val="left"/>
-      <w:pPr>
-        <w:tabs>
-          <w:tab w:val="num" w:pos="2880"/>
-        </w:tabs>
-        <w:ind w:left="2880" w:hanging="360"/>
-      </w:pPr>
-      <w:rPr>
-        <w:rFonts w:ascii="Wingdings" w:hAnsi="Wingdings" w:hint="default"/>
-        <w:sz w:val="20"/>
-      </w:rPr>
-    </w:lvl>
-    <w:lvl w:ilvl="4" w:tentative="1">
-      <w:start w:val="1"/>
-      <w:numFmt w:val="bullet"/>
-      <w:lvlText w:val=""/>
-      <w:lvlJc w:val="left"/>
-      <w:pPr>
-        <w:tabs>
-          <w:tab w:val="num" w:pos="3600"/>
-        </w:tabs>
-        <w:ind w:left="3600" w:hanging="360"/>
-      </w:pPr>
-      <w:rPr>
-        <w:rFonts w:ascii="Wingdings" w:hAnsi="Wingdings" w:hint="default"/>
-        <w:sz w:val="20"/>
-      </w:rPr>
-    </w:lvl>
-    <w:lvl w:ilvl="5" w:tentative="1">
-      <w:start w:val="1"/>
-      <w:numFmt w:val="bullet"/>
-      <w:lvlText w:val=""/>
-      <w:lvlJc w:val="left"/>
-      <w:pPr>
-        <w:tabs>
-          <w:tab w:val="num" w:pos="4320"/>
-        </w:tabs>
-        <w:ind w:left="4320" w:hanging="360"/>
-      </w:pPr>
-      <w:rPr>
-        <w:rFonts w:ascii="Wingdings" w:hAnsi="Wingdings" w:hint="default"/>
-        <w:sz w:val="20"/>
-      </w:rPr>
-    </w:lvl>
-    <w:lvl w:ilvl="6" w:tentative="1">
-      <w:start w:val="1"/>
-      <w:numFmt w:val="bullet"/>
-      <w:lvlText w:val=""/>
-      <w:lvlJc w:val="left"/>
-      <w:pPr>
-        <w:tabs>
-          <w:tab w:val="num" w:pos="5040"/>
-        </w:tabs>
-        <w:ind w:left="5040" w:hanging="360"/>
-      </w:pPr>
-      <w:rPr>
-        <w:rFonts w:ascii="Wingdings" w:hAnsi="Wingdings" w:hint="default"/>
-        <w:sz w:val="20"/>
-      </w:rPr>
-    </w:lvl>
-    <w:lvl w:ilvl="7" w:tentative="1">
-      <w:start w:val="1"/>
-      <w:numFmt w:val="bullet"/>
-      <w:lvlText w:val=""/>
-      <w:lvlJc w:val="left"/>
-      <w:pPr>
-        <w:tabs>
-          <w:tab w:val="num" w:pos="5760"/>
-        </w:tabs>
-        <w:ind w:left="5760" w:hanging="360"/>
-      </w:pPr>
-      <w:rPr>
-        <w:rFonts w:ascii="Wingdings" w:hAnsi="Wingdings" w:hint="default"/>
-        <w:sz w:val="20"/>
-      </w:rPr>
-    </w:lvl>
-    <w:lvl w:ilvl="8" w:tentative="1">
-      <w:start w:val="1"/>
-      <w:numFmt w:val="bullet"/>
-      <w:lvlText w:val=""/>
-      <w:lvlJc w:val="left"/>
-      <w:pPr>
-        <w:tabs>
-          <w:tab w:val="num" w:pos="6480"/>
-        </w:tabs>
-        <w:ind w:left="6480" w:hanging="360"/>
-      </w:pPr>
-      <w:rPr>
-        <w:rFonts w:ascii="Wingdings" w:hAnsi="Wingdings" w:hint="default"/>
-        <w:sz w:val="20"/>
-      </w:rPr>
-    </w:lvl>
-  </w:abstractNum>
-  <w:abstractNum w:abstractNumId="6" w15:restartNumberingAfterBreak="0">
-    <w:nsid w:val="70682819"/>
-    <w:multiLevelType w:val="multilevel"/>
-    <w:tmpl w:val="15828A18"/>
-    <w:lvl w:ilvl="0">
-      <w:start w:val="1"/>
-      <w:numFmt w:val="bullet"/>
-      <w:lvlText w:val=""/>
-      <w:lvlJc w:val="left"/>
-      <w:pPr>
-        <w:tabs>
-          <w:tab w:val="num" w:pos="720"/>
-        </w:tabs>
-        <w:ind w:left="720" w:hanging="360"/>
-      </w:pPr>
-      <w:rPr>
-        <w:rFonts w:ascii="Symbol" w:hAnsi="Symbol" w:hint="default"/>
-        <w:sz w:val="20"/>
-      </w:rPr>
-    </w:lvl>
-    <w:lvl w:ilvl="1" w:tentative="1">
-      <w:start w:val="1"/>
-      <w:numFmt w:val="bullet"/>
-      <w:lvlText w:val="o"/>
-      <w:lvlJc w:val="left"/>
-      <w:pPr>
-        <w:tabs>
-          <w:tab w:val="num" w:pos="1440"/>
-        </w:tabs>
-        <w:ind w:left="1440" w:hanging="360"/>
-      </w:pPr>
-      <w:rPr>
-        <w:rFonts w:ascii="Courier New" w:hAnsi="Courier New" w:hint="default"/>
-        <w:sz w:val="20"/>
-      </w:rPr>
-    </w:lvl>
-    <w:lvl w:ilvl="2" w:tentative="1">
-      <w:start w:val="1"/>
-      <w:numFmt w:val="bullet"/>
-      <w:lvlText w:val=""/>
-      <w:lvlJc w:val="left"/>
-      <w:pPr>
-        <w:tabs>
-          <w:tab w:val="num" w:pos="2160"/>
-        </w:tabs>
-        <w:ind w:left="2160" w:hanging="360"/>
-      </w:pPr>
-      <w:rPr>
-        <w:rFonts w:ascii="Wingdings" w:hAnsi="Wingdings" w:hint="default"/>
-        <w:sz w:val="20"/>
-      </w:rPr>
-    </w:lvl>
-    <w:lvl w:ilvl="3" w:tentative="1">
-      <w:start w:val="1"/>
-      <w:numFmt w:val="bullet"/>
-      <w:lvlText w:val=""/>
-      <w:lvlJc w:val="left"/>
-      <w:pPr>
-        <w:tabs>
-          <w:tab w:val="num" w:pos="2880"/>
-        </w:tabs>
-        <w:ind w:left="2880" w:hanging="360"/>
-      </w:pPr>
-      <w:rPr>
-        <w:rFonts w:ascii="Wingdings" w:hAnsi="Wingdings" w:hint="default"/>
-        <w:sz w:val="20"/>
-      </w:rPr>
-    </w:lvl>
-    <w:lvl w:ilvl="4" w:tentative="1">
-      <w:start w:val="1"/>
-      <w:numFmt w:val="bullet"/>
-      <w:lvlText w:val=""/>
-      <w:lvlJc w:val="left"/>
-      <w:pPr>
-        <w:tabs>
-          <w:tab w:val="num" w:pos="3600"/>
-        </w:tabs>
-        <w:ind w:left="3600" w:hanging="360"/>
-      </w:pPr>
-      <w:rPr>
-        <w:rFonts w:ascii="Wingdings" w:hAnsi="Wingdings" w:hint="default"/>
-        <w:sz w:val="20"/>
-      </w:rPr>
-    </w:lvl>
-    <w:lvl w:ilvl="5" w:tentative="1">
-      <w:start w:val="1"/>
-      <w:numFmt w:val="bullet"/>
-      <w:lvlText w:val=""/>
-      <w:lvlJc w:val="left"/>
-      <w:pPr>
-        <w:tabs>
-          <w:tab w:val="num" w:pos="4320"/>
-        </w:tabs>
-        <w:ind w:left="4320" w:hanging="360"/>
-      </w:pPr>
-      <w:rPr>
-        <w:rFonts w:ascii="Wingdings" w:hAnsi="Wingdings" w:hint="default"/>
-        <w:sz w:val="20"/>
-      </w:rPr>
-    </w:lvl>
-    <w:lvl w:ilvl="6" w:tentative="1">
-      <w:start w:val="1"/>
-      <w:numFmt w:val="bullet"/>
-      <w:lvlText w:val=""/>
-      <w:lvlJc w:val="left"/>
-      <w:pPr>
-        <w:tabs>
-          <w:tab w:val="num" w:pos="5040"/>
-        </w:tabs>
-        <w:ind w:left="5040" w:hanging="360"/>
-      </w:pPr>
-      <w:rPr>
-        <w:rFonts w:ascii="Wingdings" w:hAnsi="Wingdings" w:hint="default"/>
-        <w:sz w:val="20"/>
-      </w:rPr>
-    </w:lvl>
-    <w:lvl w:ilvl="7" w:tentative="1">
-      <w:start w:val="1"/>
-      <w:numFmt w:val="bullet"/>
-      <w:lvlText w:val=""/>
-      <w:lvlJc w:val="left"/>
-      <w:pPr>
-        <w:tabs>
-          <w:tab w:val="num" w:pos="5760"/>
-        </w:tabs>
-        <w:ind w:left="5760" w:hanging="360"/>
-      </w:pPr>
-      <w:rPr>
-        <w:rFonts w:ascii="Wingdings" w:hAnsi="Wingdings" w:hint="default"/>
-        <w:sz w:val="20"/>
-      </w:rPr>
-    </w:lvl>
-    <w:lvl w:ilvl="8" w:tentative="1">
-      <w:start w:val="1"/>
-      <w:numFmt w:val="bullet"/>
-      <w:lvlText w:val=""/>
-      <w:lvlJc w:val="left"/>
-      <w:pPr>
-        <w:tabs>
-          <w:tab w:val="num" w:pos="6480"/>
-        </w:tabs>
-        <w:ind w:left="6480" w:hanging="360"/>
-      </w:pPr>
-      <w:rPr>
-        <w:rFonts w:ascii="Wingdings" w:hAnsi="Wingdings" w:hint="default"/>
-        <w:sz w:val="20"/>
-      </w:rPr>
-    </w:lvl>
-  </w:abstractNum>
-  <w:abstractNum w:abstractNumId="7" w15:restartNumberingAfterBreak="0">
-    <w:nsid w:val="7AF32007"/>
-    <w:multiLevelType w:val="multilevel"/>
-    <w:tmpl w:val="E2080950"/>
-    <w:lvl w:ilvl="0">
-      <w:start w:val="1"/>
-      <w:numFmt w:val="bullet"/>
-      <w:lvlText w:val=""/>
-      <w:lvlJc w:val="left"/>
-      <w:pPr>
-        <w:tabs>
-          <w:tab w:val="num" w:pos="720"/>
-        </w:tabs>
-        <w:ind w:left="720" w:hanging="360"/>
-      </w:pPr>
-      <w:rPr>
-        <w:rFonts w:ascii="Symbol" w:hAnsi="Symbol" w:hint="default"/>
-        <w:sz w:val="20"/>
-      </w:rPr>
-    </w:lvl>
-    <w:lvl w:ilvl="1" w:tentative="1">
-      <w:start w:val="1"/>
-      <w:numFmt w:val="bullet"/>
-      <w:lvlText w:val="o"/>
-      <w:lvlJc w:val="left"/>
-      <w:pPr>
-        <w:tabs>
-          <w:tab w:val="num" w:pos="1440"/>
-        </w:tabs>
-        <w:ind w:left="1440" w:hanging="360"/>
-      </w:pPr>
-      <w:rPr>
-        <w:rFonts w:ascii="Courier New" w:hAnsi="Courier New" w:hint="default"/>
-        <w:sz w:val="20"/>
-      </w:rPr>
-    </w:lvl>
-    <w:lvl w:ilvl="2" w:tentative="1">
-      <w:start w:val="1"/>
-      <w:numFmt w:val="bullet"/>
-      <w:lvlText w:val=""/>
-      <w:lvlJc w:val="left"/>
-      <w:pPr>
-        <w:tabs>
-          <w:tab w:val="num" w:pos="2160"/>
-        </w:tabs>
-        <w:ind w:left="2160" w:hanging="360"/>
-      </w:pPr>
-      <w:rPr>
-        <w:rFonts w:ascii="Wingdings" w:hAnsi="Wingdings" w:hint="default"/>
-        <w:sz w:val="20"/>
-      </w:rPr>
-    </w:lvl>
-    <w:lvl w:ilvl="3" w:tentative="1">
-      <w:start w:val="1"/>
-      <w:numFmt w:val="bullet"/>
-      <w:lvlText w:val=""/>
-      <w:lvlJc w:val="left"/>
-      <w:pPr>
-        <w:tabs>
-          <w:tab w:val="num" w:pos="2880"/>
-        </w:tabs>
-        <w:ind w:left="2880" w:hanging="360"/>
-      </w:pPr>
-      <w:rPr>
-        <w:rFonts w:ascii="Wingdings" w:hAnsi="Wingdings" w:hint="default"/>
-        <w:sz w:val="20"/>
-      </w:rPr>
-    </w:lvl>
-    <w:lvl w:ilvl="4" w:tentative="1">
-      <w:start w:val="1"/>
-      <w:numFmt w:val="bullet"/>
-      <w:lvlText w:val=""/>
-      <w:lvlJc w:val="left"/>
-      <w:pPr>
-        <w:tabs>
-          <w:tab w:val="num" w:pos="3600"/>
-        </w:tabs>
-        <w:ind w:left="3600" w:hanging="360"/>
-      </w:pPr>
-      <w:rPr>
-        <w:rFonts w:ascii="Wingdings" w:hAnsi="Wingdings" w:hint="default"/>
-        <w:sz w:val="20"/>
-      </w:rPr>
-    </w:lvl>
-    <w:lvl w:ilvl="5" w:tentative="1">
-      <w:start w:val="1"/>
-      <w:numFmt w:val="bullet"/>
-      <w:lvlText w:val=""/>
-      <w:lvlJc w:val="left"/>
-      <w:pPr>
-        <w:tabs>
-          <w:tab w:val="num" w:pos="4320"/>
-        </w:tabs>
-        <w:ind w:left="4320" w:hanging="360"/>
-      </w:pPr>
-      <w:rPr>
-        <w:rFonts w:ascii="Wingdings" w:hAnsi="Wingdings" w:hint="default"/>
-        <w:sz w:val="20"/>
-      </w:rPr>
-    </w:lvl>
-    <w:lvl w:ilvl="6" w:tentative="1">
-      <w:start w:val="1"/>
-      <w:numFmt w:val="bullet"/>
-      <w:lvlText w:val=""/>
-      <w:lvlJc w:val="left"/>
-      <w:pPr>
-        <w:tabs>
-          <w:tab w:val="num" w:pos="5040"/>
-        </w:tabs>
-        <w:ind w:left="5040" w:hanging="360"/>
-      </w:pPr>
-      <w:rPr>
-        <w:rFonts w:ascii="Wingdings" w:hAnsi="Wingdings" w:hint="default"/>
-        <w:sz w:val="20"/>
-      </w:rPr>
-    </w:lvl>
-    <w:lvl w:ilvl="7" w:tentative="1">
-      <w:start w:val="1"/>
-      <w:numFmt w:val="bullet"/>
-      <w:lvlText w:val=""/>
-      <w:lvlJc w:val="left"/>
-      <w:pPr>
-        <w:tabs>
-          <w:tab w:val="num" w:pos="5760"/>
-        </w:tabs>
-        <w:ind w:left="5760" w:hanging="360"/>
-      </w:pPr>
-      <w:rPr>
-        <w:rFonts w:ascii="Wingdings" w:hAnsi="Wingdings" w:hint="default"/>
-        <w:sz w:val="20"/>
-      </w:rPr>
-    </w:lvl>
-    <w:lvl w:ilvl="8" w:tentative="1">
-      <w:start w:val="1"/>
-      <w:numFmt w:val="bullet"/>
-      <w:lvlText w:val=""/>
-      <w:lvlJc w:val="left"/>
-      <w:pPr>
-        <w:tabs>
-          <w:tab w:val="num" w:pos="6480"/>
-        </w:tabs>
-        <w:ind w:left="6480" w:hanging="360"/>
-      </w:pPr>
-      <w:rPr>
-        <w:rFonts w:ascii="Wingdings" w:hAnsi="Wingdings" w:hint="default"/>
-        <w:sz w:val="20"/>
-      </w:rPr>
-    </w:lvl>
-  </w:abstractNum>
-  <w:num w:numId="1" w16cid:durableId="1241328594">
-    <w:abstractNumId w:val="4"/>
+  <w:num w:numId="1" w16cid:durableId="866791448">
+    <w:abstractNumId w:val="3"/>
   </w:num>
-  <w:num w:numId="2" w16cid:durableId="1096293975">
-    <w:abstractNumId w:val="7"/>
+  <w:num w:numId="2" w16cid:durableId="298262994">
+    <w:abstractNumId w:val="0"/>
   </w:num>
-  <w:num w:numId="3" w16cid:durableId="1988591077">
+  <w:num w:numId="3" w16cid:durableId="183591315">
     <w:abstractNumId w:val="2"/>
   </w:num>
-  <w:num w:numId="4" w16cid:durableId="666203972">
-    <w:abstractNumId w:val="6"/>
-  </w:num>
-  <w:num w:numId="5" w16cid:durableId="866791448">
-    <w:abstractNumId w:val="5"/>
-  </w:num>
-  <w:num w:numId="6" w16cid:durableId="298262994">
-    <w:abstractNumId w:val="0"/>
-  </w:num>
-  <w:num w:numId="7" w16cid:durableId="183591315">
-    <w:abstractNumId w:val="3"/>
-  </w:num>
-  <w:num w:numId="8" w16cid:durableId="1878469743">
+  <w:num w:numId="4" w16cid:durableId="1878469743">
     <w:abstractNumId w:val="1"/>
   </w:num>
 </w:numbering>
@@ -10208,7 +9583,7 @@
     <w:link w:val="Heading1Char"/>
     <w:uiPriority w:val="9"/>
     <w:qFormat/>
-    <w:rsid w:val="00291FA2"/>
+    <w:rsid w:val="00946633"/>
     <w:pPr>
       <w:keepNext/>
       <w:keepLines/>
@@ -10230,7 +9605,7 @@
     <w:uiPriority w:val="9"/>
     <w:unhideWhenUsed/>
     <w:qFormat/>
-    <w:rsid w:val="00291FA2"/>
+    <w:rsid w:val="00946633"/>
     <w:pPr>
       <w:keepNext/>
       <w:keepLines/>
@@ -10252,7 +9627,7 @@
     <w:uiPriority w:val="9"/>
     <w:unhideWhenUsed/>
     <w:qFormat/>
-    <w:rsid w:val="00291FA2"/>
+    <w:rsid w:val="00946633"/>
     <w:pPr>
       <w:keepNext/>
       <w:keepLines/>
@@ -10274,7 +9649,7 @@
     <w:uiPriority w:val="9"/>
     <w:unhideWhenUsed/>
     <w:qFormat/>
-    <w:rsid w:val="00291FA2"/>
+    <w:rsid w:val="00946633"/>
     <w:pPr>
       <w:keepNext/>
       <w:keepLines/>
@@ -10297,7 +9672,7 @@
     <w:semiHidden/>
     <w:unhideWhenUsed/>
     <w:qFormat/>
-    <w:rsid w:val="00291FA2"/>
+    <w:rsid w:val="00946633"/>
     <w:pPr>
       <w:keepNext/>
       <w:keepLines/>
@@ -10318,7 +9693,7 @@
     <w:semiHidden/>
     <w:unhideWhenUsed/>
     <w:qFormat/>
-    <w:rsid w:val="00291FA2"/>
+    <w:rsid w:val="00946633"/>
     <w:pPr>
       <w:keepNext/>
       <w:keepLines/>
@@ -10341,7 +9716,7 @@
     <w:semiHidden/>
     <w:unhideWhenUsed/>
     <w:qFormat/>
-    <w:rsid w:val="00291FA2"/>
+    <w:rsid w:val="00946633"/>
     <w:pPr>
       <w:keepNext/>
       <w:keepLines/>
@@ -10362,7 +9737,7 @@
     <w:semiHidden/>
     <w:unhideWhenUsed/>
     <w:qFormat/>
-    <w:rsid w:val="00291FA2"/>
+    <w:rsid w:val="00946633"/>
     <w:pPr>
       <w:keepNext/>
       <w:keepLines/>
@@ -10385,7 +9760,7 @@
     <w:semiHidden/>
     <w:unhideWhenUsed/>
     <w:qFormat/>
-    <w:rsid w:val="00291FA2"/>
+    <w:rsid w:val="00946633"/>
     <w:pPr>
       <w:keepNext/>
       <w:keepLines/>
@@ -10429,7 +9804,7 @@
     <w:basedOn w:val="DefaultParagraphFont"/>
     <w:link w:val="Heading1"/>
     <w:uiPriority w:val="9"/>
-    <w:rsid w:val="00291FA2"/>
+    <w:rsid w:val="00946633"/>
     <w:rPr>
       <w:rFonts w:asciiTheme="majorHAnsi" w:eastAsiaTheme="majorEastAsia" w:hAnsiTheme="majorHAnsi" w:cstheme="majorBidi"/>
       <w:color w:val="2F5496" w:themeColor="accent1" w:themeShade="BF"/>
@@ -10442,7 +9817,7 @@
     <w:basedOn w:val="DefaultParagraphFont"/>
     <w:link w:val="Heading2"/>
     <w:uiPriority w:val="9"/>
-    <w:rsid w:val="00291FA2"/>
+    <w:rsid w:val="00946633"/>
     <w:rPr>
       <w:rFonts w:asciiTheme="majorHAnsi" w:eastAsiaTheme="majorEastAsia" w:hAnsiTheme="majorHAnsi" w:cstheme="majorBidi"/>
       <w:color w:val="2F5496" w:themeColor="accent1" w:themeShade="BF"/>
@@ -10455,7 +9830,7 @@
     <w:basedOn w:val="DefaultParagraphFont"/>
     <w:link w:val="Heading3"/>
     <w:uiPriority w:val="9"/>
-    <w:rsid w:val="00291FA2"/>
+    <w:rsid w:val="00946633"/>
     <w:rPr>
       <w:rFonts w:eastAsiaTheme="majorEastAsia" w:cstheme="majorBidi"/>
       <w:color w:val="2F5496" w:themeColor="accent1" w:themeShade="BF"/>
@@ -10468,7 +9843,7 @@
     <w:basedOn w:val="DefaultParagraphFont"/>
     <w:link w:val="Heading4"/>
     <w:uiPriority w:val="9"/>
-    <w:rsid w:val="00291FA2"/>
+    <w:rsid w:val="00946633"/>
     <w:rPr>
       <w:rFonts w:eastAsiaTheme="majorEastAsia" w:cstheme="majorBidi"/>
       <w:i/>
@@ -10482,7 +9857,7 @@
     <w:link w:val="Heading5"/>
     <w:uiPriority w:val="9"/>
     <w:semiHidden/>
-    <w:rsid w:val="00291FA2"/>
+    <w:rsid w:val="00946633"/>
     <w:rPr>
       <w:rFonts w:eastAsiaTheme="majorEastAsia" w:cstheme="majorBidi"/>
       <w:color w:val="2F5496" w:themeColor="accent1" w:themeShade="BF"/>
@@ -10494,7 +9869,7 @@
     <w:link w:val="Heading6"/>
     <w:uiPriority w:val="9"/>
     <w:semiHidden/>
-    <w:rsid w:val="00291FA2"/>
+    <w:rsid w:val="00946633"/>
     <w:rPr>
       <w:rFonts w:eastAsiaTheme="majorEastAsia" w:cstheme="majorBidi"/>
       <w:i/>
@@ -10508,7 +9883,7 @@
     <w:link w:val="Heading7"/>
     <w:uiPriority w:val="9"/>
     <w:semiHidden/>
-    <w:rsid w:val="00291FA2"/>
+    <w:rsid w:val="00946633"/>
     <w:rPr>
       <w:rFonts w:eastAsiaTheme="majorEastAsia" w:cstheme="majorBidi"/>
       <w:color w:val="595959" w:themeColor="text1" w:themeTint="A6"/>
@@ -10520,7 +9895,7 @@
     <w:link w:val="Heading8"/>
     <w:uiPriority w:val="9"/>
     <w:semiHidden/>
-    <w:rsid w:val="00291FA2"/>
+    <w:rsid w:val="00946633"/>
     <w:rPr>
       <w:rFonts w:eastAsiaTheme="majorEastAsia" w:cstheme="majorBidi"/>
       <w:i/>
@@ -10534,7 +9909,7 @@
     <w:link w:val="Heading9"/>
     <w:uiPriority w:val="9"/>
     <w:semiHidden/>
-    <w:rsid w:val="00291FA2"/>
+    <w:rsid w:val="00946633"/>
     <w:rPr>
       <w:rFonts w:eastAsiaTheme="majorEastAsia" w:cstheme="majorBidi"/>
       <w:color w:val="272727" w:themeColor="text1" w:themeTint="D8"/>
@@ -10547,7 +9922,7 @@
     <w:link w:val="TitleChar"/>
     <w:uiPriority w:val="10"/>
     <w:qFormat/>
-    <w:rsid w:val="00291FA2"/>
+    <w:rsid w:val="00946633"/>
     <w:pPr>
       <w:spacing w:after="80" w:line="240" w:lineRule="auto"/>
       <w:contextualSpacing/>
@@ -10565,7 +9940,7 @@
     <w:basedOn w:val="DefaultParagraphFont"/>
     <w:link w:val="Title"/>
     <w:uiPriority w:val="10"/>
-    <w:rsid w:val="00291FA2"/>
+    <w:rsid w:val="00946633"/>
     <w:rPr>
       <w:rFonts w:asciiTheme="majorHAnsi" w:eastAsiaTheme="majorEastAsia" w:hAnsiTheme="majorHAnsi" w:cstheme="majorBidi"/>
       <w:spacing w:val="-10"/>
@@ -10581,7 +9956,7 @@
     <w:link w:val="SubtitleChar"/>
     <w:uiPriority w:val="11"/>
     <w:qFormat/>
-    <w:rsid w:val="00291FA2"/>
+    <w:rsid w:val="00946633"/>
     <w:pPr>
       <w:numPr>
         <w:ilvl w:val="1"/>
@@ -10600,7 +9975,7 @@
     <w:basedOn w:val="DefaultParagraphFont"/>
     <w:link w:val="Subtitle"/>
     <w:uiPriority w:val="11"/>
-    <w:rsid w:val="00291FA2"/>
+    <w:rsid w:val="00946633"/>
     <w:rPr>
       <w:rFonts w:eastAsiaTheme="majorEastAsia" w:cstheme="majorBidi"/>
       <w:color w:val="595959" w:themeColor="text1" w:themeTint="A6"/>
@@ -10616,7 +9991,7 @@
     <w:link w:val="QuoteChar"/>
     <w:uiPriority w:val="29"/>
     <w:qFormat/>
-    <w:rsid w:val="00291FA2"/>
+    <w:rsid w:val="00946633"/>
     <w:pPr>
       <w:spacing w:before="160"/>
       <w:jc w:val="center"/>
@@ -10632,7 +10007,7 @@
     <w:basedOn w:val="DefaultParagraphFont"/>
     <w:link w:val="Quote"/>
     <w:uiPriority w:val="29"/>
-    <w:rsid w:val="00291FA2"/>
+    <w:rsid w:val="00946633"/>
     <w:rPr>
       <w:i/>
       <w:iCs/>
@@ -10644,7 +10019,7 @@
     <w:basedOn w:val="Normal"/>
     <w:uiPriority w:val="34"/>
     <w:qFormat/>
-    <w:rsid w:val="00291FA2"/>
+    <w:rsid w:val="00946633"/>
     <w:pPr>
       <w:ind w:left="720"/>
       <w:contextualSpacing/>
@@ -10655,7 +10030,7 @@
     <w:basedOn w:val="DefaultParagraphFont"/>
     <w:uiPriority w:val="21"/>
     <w:qFormat/>
-    <w:rsid w:val="00291FA2"/>
+    <w:rsid w:val="00946633"/>
     <w:rPr>
       <w:i/>
       <w:iCs/>
@@ -10669,7 +10044,7 @@
     <w:link w:val="IntenseQuoteChar"/>
     <w:uiPriority w:val="30"/>
     <w:qFormat/>
-    <w:rsid w:val="00291FA2"/>
+    <w:rsid w:val="00946633"/>
     <w:pPr>
       <w:pBdr>
         <w:top w:val="single" w:sz="4" w:space="10" w:color="2F5496" w:themeColor="accent1" w:themeShade="BF"/>
@@ -10690,7 +10065,7 @@
     <w:basedOn w:val="DefaultParagraphFont"/>
     <w:link w:val="IntenseQuote"/>
     <w:uiPriority w:val="30"/>
-    <w:rsid w:val="00291FA2"/>
+    <w:rsid w:val="00946633"/>
     <w:rPr>
       <w:i/>
       <w:iCs/>
@@ -10702,7 +10077,7 @@
     <w:basedOn w:val="DefaultParagraphFont"/>
     <w:uiPriority w:val="32"/>
     <w:qFormat/>
-    <w:rsid w:val="00291FA2"/>
+    <w:rsid w:val="00946633"/>
     <w:rPr>
       <w:b/>
       <w:bCs/>
